--- a/NetworkModuleTest/Docs/Reports/ExecutiveSummary/Package.docx
+++ b/NetworkModuleTest/Docs/Reports/ExecutiveSummary/Package.docx
@@ -803,14 +803,6 @@
         <w:rPr>
           <w:rFonts w:ascii="Malgun Gothic" w:hAnsi="Malgun Gothic" w:eastAsia="Malgun Gothic"/>
         </w:rPr>
-        <w:t>3. 운영 문서에 "기본 실행 경로(TestDBServer) vs 실험 경로(DBServer.cpp)"를 명시</w:t>
-      </w:r>
-    </w:p>
-    <w:p>
-      <w:r>
-        <w:rPr>
-          <w:rFonts w:ascii="Malgun Gothic" w:hAnsi="Malgun Gothic" w:eastAsia="Malgun Gothic"/>
-        </w:rPr>
         <w:t>4. 포트 기본값(8001/8002) 정책을 코드/스크립트/문서에서 단일화</w:t>
       </w:r>
     </w:p>
